--- a/data/usd_correlation_bottom_line.docx
+++ b/data/usd_correlation_bottom_line.docx
@@ -4,7 +4,7 @@
   <w:body>
     <w:p>
       <w:r>
-        <w:t>USD correlations: Over the last 30 trading days, USD linkages are concentrated in gold and broad commodities, with GLD showing the strongest inverse relationship to the dollar and COMT also moving mostly opposite, while the S&amp;P 500 appears largely insulated from USD moves. Gold’s negative correlation is consistently meaningful across 15D and 90D windows, underscoring its role as the clearest counter-USD asset in this set. Oil and Bitcoin show weaker, more mixed USD sensitivity, with shorter- and longer-term correlations pointing to only moderate and somewhat unstable inverse linkages.</w:t>
+        <w:t>USD correlations: Over the last 30 trading days, USD linkages are mostly contained across equities, oil, broad commodities, and Bitcoin, with no strong or consistent co-movement in either direction. The main exception is gold, where the USD relationship is clearly concentrated: GLD has a moderate negative correlation to DXY on the 30D window, broadly aligned with its more weakly negative 15D and 90D readings. This pattern suggests gold prices have been the most sensitive to USD moves lately, while other risk assets have traded largely independently of the dollar.</w:t>
       </w:r>
     </w:p>
     <w:sectPr>

--- a/data/usd_correlation_bottom_line.docx
+++ b/data/usd_correlation_bottom_line.docx
@@ -4,7 +4,7 @@
   <w:body>
     <w:p>
       <w:r>
-        <w:t>USD correlations: Over the last 30 trading days, USD linkages are mostly contained across equities, oil, broad commodities, and Bitcoin, with no strong or consistent co-movement in either direction. The main exception is gold, where the USD relationship is clearly concentrated: GLD has a moderate negative correlation to DXY on the 30D window, broadly aligned with its more weakly negative 15D and 90D readings. This pattern suggests gold prices have been the most sensitive to USD moves lately, while other risk assets have traded largely independently of the dollar.</w:t>
+        <w:t>USD correlations: Over the last 30 trading days, USD linkages are mostly contained across risk assets, with the S&amp;P 500, oil, broad commodities, and Bitcoin all showing only mild day‑to‑day co-movement with the dollar. Gold is the clear outlier, with a concentrated, moderately negative correlation to the USD that has persisted over the 90D window even as the very short-term (15D) relationship has softened. Oil and broad commodities have flipped from strongly positive 15D correlations to weak or slightly negative 30D correlations, underscoring how unstable their USD sensitivity has been recently.</w:t>
       </w:r>
     </w:p>
     <w:sectPr>

--- a/data/usd_correlation_bottom_line.docx
+++ b/data/usd_correlation_bottom_line.docx
@@ -4,7 +4,7 @@
   <w:body>
     <w:p>
       <w:r>
-        <w:t>USD correlations: Over the last 30 trading days, USD linkages are mostly contained across risk assets, with the S&amp;P 500, oil, broad commodities, and Bitcoin all showing only mild day‑to‑day co-movement with the dollar. Gold is the clear outlier, with a concentrated, moderately negative correlation to the USD that has persisted over the 90D window even as the very short-term (15D) relationship has softened. Oil and broad commodities have flipped from strongly positive 15D correlations to weak or slightly negative 30D correlations, underscoring how unstable their USD sensitivity has been recently.</w:t>
+        <w:t>USD correlations: Over the last 30 trading days, USD sensitivity is concentrated in gold, where a moderate negative correlation implies that stronger dollar moves have recently lined up with weaker gold returns. Equities and bitcoin show only mild, consistently negative ties to the USD, suggesting a looser and less reliable inverse relationship. Oil and broad commodities currently sit in a contained range versus the dollar on this window, with their recent 15-day readings hinting at more positive but still unsettled USD linkages.</w:t>
       </w:r>
     </w:p>
     <w:sectPr>

--- a/data/usd_correlation_bottom_line.docx
+++ b/data/usd_correlation_bottom_line.docx
@@ -4,7 +4,7 @@
   <w:body>
     <w:p>
       <w:r>
-        <w:t>USD correlations: Over the last 30 trading days, USD sensitivity is concentrated in gold, where a moderate negative correlation implies that stronger dollar moves have recently lined up with weaker gold returns. Equities and bitcoin show only mild, consistently negative ties to the USD, suggesting a looser and less reliable inverse relationship. Oil and broad commodities currently sit in a contained range versus the dollar on this window, with their recent 15-day readings hinting at more positive but still unsettled USD linkages.</w:t>
+        <w:t>USD correlations: Over the last 30 trading days, USD sensitivity is concentrated in gold, where a moderately negative correlation suggests that gold has tended to move in the opposite direction of the dollar more than any other asset in the set. U. S. equities and bitcoin also show mild negative linkage to the USD, but not at levels suggesting a tight day‑to‑day connection.</w:t>
       </w:r>
     </w:p>
     <w:sectPr>

--- a/data/usd_correlation_bottom_line.docx
+++ b/data/usd_correlation_bottom_line.docx
@@ -4,7 +4,7 @@
   <w:body>
     <w:p>
       <w:r>
-        <w:t>USD correlations: Over the last 30 trading days, USD sensitivity is concentrated in gold, where a moderately negative correlation suggests that gold has tended to move in the opposite direction of the dollar more than any other asset in the set. U. S. equities and bitcoin also show mild negative linkage to the USD, but not at levels suggesting a tight day‑to‑day connection.</w:t>
+        <w:t>USD correlations: Over the last 30 trading days, USD sensitivity is concentrated in gold, where returns have moved moderately in the opposite direction of the dollar, and that negative linkage has been relatively stable over both shorter and longer windows. Broad commodities also show a weaker but still noticeable tendency to move against the USD, while equities, oil, and Bitcoin have kept their USD correlations contained and closer to zero. This pattern implies that most risk assets in this set have not been tightly tethered to day-to-day dollar moves, with gold standing out as the primary USD hedge within the group.</w:t>
       </w:r>
     </w:p>
     <w:sectPr>

--- a/data/usd_correlation_bottom_line.docx
+++ b/data/usd_correlation_bottom_line.docx
@@ -4,7 +4,7 @@
   <w:body>
     <w:p>
       <w:r>
-        <w:t>USD correlations: Over the last 30 trading days, USD sensitivity is concentrated in gold, where returns have moved moderately in the opposite direction of the dollar, and that negative linkage has been relatively stable over both shorter and longer windows. Broad commodities also show a weaker but still noticeable tendency to move against the USD, while equities, oil, and Bitcoin have kept their USD correlations contained and closer to zero. This pattern implies that most risk assets in this set have not been tightly tethered to day-to-day dollar moves, with gold standing out as the primary USD hedge within the group.</w:t>
+        <w:t>USD correlations: Over the last 30 trading days, gold shows the most meaningful USD linkage, with a clear inverse relationship that is consistent across the 15D and 90D windows, indicating that gold prices have been particularly sensitive to moves in the dollar. Equities, broad commodities, and bitcoin all show only mild negative correlations to the USD, suggesting a weaker and more variable connection. Oil’s correlation has been small and has even flipped sign across windows, pointing to idiosyncratic drivers dominating its behavior relative to the dollar. Overall, USD influence is concentrated in gold rather than broad-based across risk assets and commodities.</w:t>
       </w:r>
     </w:p>
     <w:sectPr>

--- a/data/usd_correlation_bottom_line.docx
+++ b/data/usd_correlation_bottom_line.docx
@@ -4,7 +4,7 @@
   <w:body>
     <w:p>
       <w:r>
-        <w:t>USD correlations: Over the last 30 trading days, gold shows the most meaningful USD linkage, with a clear inverse relationship that is consistent across the 15D and 90D windows, indicating that gold prices have been particularly sensitive to moves in the dollar. Equities, broad commodities, and bitcoin all show only mild negative correlations to the USD, suggesting a weaker and more variable connection. Oil’s correlation has been small and has even flipped sign across windows, pointing to idiosyncratic drivers dominating its behavior relative to the dollar. Overall, USD influence is concentrated in gold rather than broad-based across risk assets and commodities.</w:t>
+        <w:t>USD correlations: Over the last 30 trading days, USD sensitivity is concentrated in gold, where a moderately negative correlation suggests that gold has moved notably in the opposite direction of the dollar. The S&amp;P 500, oil, and bitcoin all show relatively contained USD linkages, with only mild inverse or near-zero relationships, indicating limited co-movement with DXY day to day. Broad commodities display a clearer negative alignment with the dollar, but still well short of gold’s intensity, and their 15D/90D patterns suggest this inverse relationship has been present but less pronounced over longer windows.</w:t>
       </w:r>
     </w:p>
     <w:sectPr>

--- a/data/usd_correlation_bottom_line.docx
+++ b/data/usd_correlation_bottom_line.docx
@@ -4,7 +4,7 @@
   <w:body>
     <w:p>
       <w:r>
-        <w:t>USD correlations: Over the last 30 trading days, USD sensitivity is concentrated in gold, where a moderately negative correlation suggests that gold has moved notably in the opposite direction of the dollar. The S&amp;P 500, oil, and bitcoin all show relatively contained USD linkages, with only mild inverse or near-zero relationships, indicating limited co-movement with DXY day to day. Broad commodities display a clearer negative alignment with the dollar, but still well short of gold’s intensity, and their 15D/90D patterns suggest this inverse relationship has been present but less pronounced over longer windows.</w:t>
+        <w:t>USD correlations: Over the last 30 trading days, USD sensitivity is concentrated in gold, where a stronger dollar has tended to coincide with weaker GLD prices, and this inverse link has been relatively stable across the 15D and 90D windows. Equities (SPX) and Bitcoin show only mild, inconsistent inverse relationships to the USD, while oil (USO) and broad commodities (COMT) have correlations close to zero over 30 days, indicating limited and shifting day‑to‑day USD influence on those assets.</w:t>
       </w:r>
     </w:p>
     <w:sectPr>

--- a/data/usd_correlation_bottom_line.docx
+++ b/data/usd_correlation_bottom_line.docx
@@ -4,7 +4,7 @@
   <w:body>
     <w:p>
       <w:r>
-        <w:t>USD correlations: Over the last 30 trading days, USD sensitivity is concentrated in gold, where a stronger dollar has tended to coincide with weaker GLD prices, and this inverse link has been relatively stable across the 15D and 90D windows. Equities (SPX) and Bitcoin show only mild, inconsistent inverse relationships to the USD, while oil (USO) and broad commodities (COMT) have correlations close to zero over 30 days, indicating limited and shifting day‑to‑day USD influence on those assets.</w:t>
+        <w:t>USD correlations: Over the last 30 trading days, USD linkages are concentrated in gold, where returns have moved moderately in the opposite direction of the dollar, consistent with its 15D and 90D patterns. Equities, oil, broad commodities, and Bitcoin all show only mild or contained USD sensitivity over 30 days, with correlations that are small and in some cases changing sign across the 15D and 90D windows. This points to a backdrop where most major risk assets are not tightly tethered to day-to-day moves in the dollar, aside from gold’s more consistent inverse relationship.</w:t>
       </w:r>
     </w:p>
     <w:sectPr>

--- a/data/usd_correlation_bottom_line.docx
+++ b/data/usd_correlation_bottom_line.docx
@@ -4,7 +4,7 @@
   <w:body>
     <w:p>
       <w:r>
-        <w:t>USD correlations: Over the last 30 trading days, USD linkages are concentrated in gold, where returns have moved moderately in the opposite direction of the dollar, consistent with its 15D and 90D patterns. Equities, oil, broad commodities, and Bitcoin all show only mild or contained USD sensitivity over 30 days, with correlations that are small and in some cases changing sign across the 15D and 90D windows. This points to a backdrop where most major risk assets are not tightly tethered to day-to-day moves in the dollar, aside from gold’s more consistent inverse relationship.</w:t>
+        <w:t>USD correlations: Over the last 30 trading days, USD sensitivity is concentrated in gold, which shows a persistent, moderate inverse linkage to the dollar across all windows, meaning gold has tended to rise when the USD falls and vice versa. In contrast, the S&amp;P 500, oil, broad commodities, and bitcoin all show only mild and somewhat unstable correlations with the USD, suggesting their recent day-to-day moves have been largely independent of dollar swings. Over 15 and 90 trading days, that pattern holds: gold remains the primary USD-sensitive asset in this set, while the others display contained and shifting relationships to the dollar.</w:t>
       </w:r>
     </w:p>
     <w:sectPr>

--- a/data/usd_correlation_bottom_line.docx
+++ b/data/usd_correlation_bottom_line.docx
@@ -4,7 +4,7 @@
   <w:body>
     <w:p>
       <w:r>
-        <w:t>USD correlations: Over the last 30 trading days, USD sensitivity is concentrated in gold, which shows a persistent, moderate inverse linkage to the dollar across all windows, meaning gold has tended to rise when the USD falls and vice versa. In contrast, the S&amp;P 500, oil, broad commodities, and bitcoin all show only mild and somewhat unstable correlations with the USD, suggesting their recent day-to-day moves have been largely independent of dollar swings. Over 15 and 90 trading days, that pattern holds: gold remains the primary USD-sensitive asset in this set, while the others display contained and shifting relationships to the dollar.</w:t>
+        <w:t>USD correlations: Over the last 30 trading days, USD sensitivity is concentrated in gold, where returns have moved reliably in the opposite direction of the dollar, and this negative linkage has been persistent across the 15D and 90D windows. Equities, oil, broad commodities, and bitcoin have shown only mild and somewhat unstable ties to the USD over the same period, suggesting that most day-to-day moves in these assets have been driven more by asset‑specific factors than by the dollar.</w:t>
       </w:r>
     </w:p>
     <w:sectPr>

--- a/data/usd_correlation_bottom_line.docx
+++ b/data/usd_correlation_bottom_line.docx
@@ -4,7 +4,7 @@
   <w:body>
     <w:p>
       <w:r>
-        <w:t>USD correlations: Over the last 30 trading days, USD sensitivity is concentrated in gold, where returns have moved reliably in the opposite direction of the dollar, and this negative linkage has been persistent across the 15D and 90D windows. Equities, oil, broad commodities, and bitcoin have shown only mild and somewhat unstable ties to the USD over the same period, suggesting that most day-to-day moves in these assets have been driven more by asset‑specific factors than by the dollar.</w:t>
+        <w:t>USD correlations: Over the last 30 trading days, USD sensitivity is concentrated in gold, where a moderately negative correlation implies that a stronger dollar has tended to line up with weaker gold prices, and vice versa. Equities, oil, broad commodities, and bitcoin all show relatively contained linkages to the dollar over this window, with only mild and somewhat unstable correlations. The S&amp;P 500’s modestly negative correlation and bitcoin’s small negative tilt suggest some inverse USD influence, but it is weaker and less consistent than what we see in gold.</w:t>
       </w:r>
     </w:p>
     <w:sectPr>

--- a/data/usd_correlation_bottom_line.docx
+++ b/data/usd_correlation_bottom_line.docx
@@ -4,7 +4,7 @@
   <w:body>
     <w:p>
       <w:r>
-        <w:t>USD correlations: Over the last 30 trading days, USD sensitivity is concentrated in gold, where a moderately negative correlation implies that a stronger dollar has tended to line up with weaker gold prices, and vice versa. Equities, oil, broad commodities, and bitcoin all show relatively contained linkages to the dollar over this window, with only mild and somewhat unstable correlations. The S&amp;P 500’s modestly negative correlation and bitcoin’s small negative tilt suggest some inverse USD influence, but it is weaker and less consistent than what we see in gold.</w:t>
+        <w:t>USD correlations: Over the last 30 trading days, USD sensitivity is concentrated in gold, where a moderate and very stable negative correlation suggests GLD has been reliably moving opposite the dollar across 15D, 30D, and 90D windows. The S&amp;P 500 and Bitcoin show weaker, but still noticeable, inverse links to the USD, while oil and broad commodities exhibit only contained and somewhat mixed co-movement, indicating that most cyclical risk assets are not tightly tethered to dollar moves right now.</w:t>
       </w:r>
     </w:p>
     <w:sectPr>

--- a/data/usd_correlation_bottom_line.docx
+++ b/data/usd_correlation_bottom_line.docx
@@ -4,7 +4,7 @@
   <w:body>
     <w:p>
       <w:r>
-        <w:t>USD correlations: Over the last 30 trading days, USD sensitivity is concentrated in gold, where a moderate and very stable negative correlation suggests GLD has been reliably moving opposite the dollar across 15D, 30D, and 90D windows. The S&amp;P 500 and Bitcoin show weaker, but still noticeable, inverse links to the USD, while oil and broad commodities exhibit only contained and somewhat mixed co-movement, indicating that most cyclical risk assets are not tightly tethered to dollar moves right now.</w:t>
+        <w:t>USD correlations: Over the last 30 trading days, USD sensitivity is concentrated in gold and U. S. equities, with gold showing a steady, moderately negative correlation and the S&amp;P 500 also tending to move opposite the dollar, though more weakly and less consistently over 90 days. Oil and broad commodities show only mild positive linkage to the dollar, and Bitcoin’s relationship remains contained and statistically modest across all windows.</w:t>
       </w:r>
     </w:p>
     <w:sectPr>

--- a/data/usd_correlation_bottom_line.docx
+++ b/data/usd_correlation_bottom_line.docx
@@ -4,7 +4,7 @@
   <w:body>
     <w:p>
       <w:r>
-        <w:t>USD correlations: Over the last 30 trading days, USD sensitivity is concentrated in gold and U. S. equities, with gold showing a steady, moderately negative correlation and the S&amp;P 500 also tending to move opposite the dollar, though more weakly and less consistently over 90 days. Oil and broad commodities show only mild positive linkage to the dollar, and Bitcoin’s relationship remains contained and statistically modest across all windows.</w:t>
+        <w:t>USD correlations: Over the last 30 trading days, USD moves have been most strongly tied to gold, with a moderate and consistently negative relationship that has held across 15D and 90D windows, suggesting that recent dollar strength has generally coincided with gold weakness and vice versa. The S&amp;P 500 also shows a meaningful, though slightly weaker, negative linkage to the USD, while oil, broad commodities, and bitcoin display only mild and more variable USD sensitivity. Overall, USD influence is concentrated in gold rather than broad-based across the full asset set.</w:t>
       </w:r>
     </w:p>
     <w:sectPr>

--- a/data/usd_correlation_bottom_line.docx
+++ b/data/usd_correlation_bottom_line.docx
@@ -4,7 +4,7 @@
   <w:body>
     <w:p>
       <w:r>
-        <w:t>USD correlations: Over the last 30 trading days, USD moves have been most strongly tied to gold, with a moderate and consistently negative relationship that has held across 15D and 90D windows, suggesting that recent dollar strength has generally coincided with gold weakness and vice versa. The S&amp;P 500 also shows a meaningful, though slightly weaker, negative linkage to the USD, while oil, broad commodities, and bitcoin display only mild and more variable USD sensitivity. Overall, USD influence is concentrated in gold rather than broad-based across the full asset set.</w:t>
+        <w:t>USD correlations: Over the last 30 trading days, USD sensitivity is concentrated in the S&amp;P 500, broad commodities, and oil, all showing a meaningful link to the dollar, with equities moving opposite and commodities moving with it. The S&amp;P 500 has the clearest inverse relationship, and its more negative 15-day reading suggests that equity weakness has recently lined up more tightly with dollar strength. Broad commodities and oil have reasonably steady positive correlations across 15–30 days, indicating that recent dollar moves have gone hand-in-hand with these commodity prices. Gold and Bitcoin show weaker and somewhat inconsistent co-movements with the USD, with gold’s longer‑term data still pointing to a more persistent inverse relationship than its recent readings suggest.</w:t>
       </w:r>
     </w:p>
     <w:sectPr>

--- a/data/usd_correlation_bottom_line.docx
+++ b/data/usd_correlation_bottom_line.docx
@@ -4,7 +4,7 @@
   <w:body>
     <w:p>
       <w:r>
-        <w:t>USD correlations: Over the last 30 trading days, USD sensitivity is concentrated in the S&amp;P 500, broad commodities, and oil, all showing a meaningful link to the dollar, with equities moving opposite and commodities moving with it. The S&amp;P 500 has the clearest inverse relationship, and its more negative 15-day reading suggests that equity weakness has recently lined up more tightly with dollar strength. Broad commodities and oil have reasonably steady positive correlations across 15–30 days, indicating that recent dollar moves have gone hand-in-hand with these commodity prices. Gold and Bitcoin show weaker and somewhat inconsistent co-movements with the USD, with gold’s longer‑term data still pointing to a more persistent inverse relationship than its recent readings suggest.</w:t>
+        <w:t>USD correlations: Over the last 30 trading days, USD sensitivity is concentrated in U. S. Oil (USO) and broad commodities (COMT), which both rise modestly with a stronger dollar, and in the S&amp;P 500, which tends to move in the opposite direction. Gold’s linkage to the USD is moderately negative on this 30-day window and becomes more strongly inverse over 90 days, pointing to a steadier pattern than the shorter-term readings suggest.</w:t>
       </w:r>
     </w:p>
     <w:sectPr>

--- a/data/usd_correlation_bottom_line.docx
+++ b/data/usd_correlation_bottom_line.docx
@@ -4,7 +4,7 @@
   <w:body>
     <w:p>
       <w:r>
-        <w:t>USD correlations: Over the last 30 trading days, USD sensitivity is concentrated in U. S. Oil (USO) and broad commodities (COMT), which both rise modestly with a stronger dollar, and in the S&amp;P 500, which tends to move in the opposite direction. Gold’s linkage to the USD is moderately negative on this 30-day window and becomes more strongly inverse over 90 days, pointing to a steadier pattern than the shorter-term readings suggest.</w:t>
+        <w:t>USD correlations: Over the last 30 trading days, USD sensitivity is mostly concentrated in risk and commodity proxies, with the S&amp;P 500 showing a moderate inverse linkage and both oil (USO) and broad commodities (COMT) moving moderately in the same direction as the dollar. The S&amp;P’s negative correlation has strengthened recently, while oil and broad commodities show stable, mild positive ties that fade over the 90-day window. Gold and Bitcoin sit in the “contained” bucket, with relatively weak and somewhat inconsistent USD relationships despite gold’s more pronounced negative link over the longer 90-day horizon.</w:t>
       </w:r>
     </w:p>
     <w:sectPr>

--- a/data/usd_correlation_bottom_line.docx
+++ b/data/usd_correlation_bottom_line.docx
@@ -4,7 +4,7 @@
   <w:body>
     <w:p>
       <w:r>
-        <w:t>USD correlations: Over the last 30 trading days, USD sensitivity is mostly concentrated in risk and commodity proxies, with the S&amp;P 500 showing a moderate inverse linkage and both oil (USO) and broad commodities (COMT) moving moderately in the same direction as the dollar. The S&amp;P’s negative correlation has strengthened recently, while oil and broad commodities show stable, mild positive ties that fade over the 90-day window. Gold and Bitcoin sit in the “contained” bucket, with relatively weak and somewhat inconsistent USD relationships despite gold’s more pronounced negative link over the longer 90-day horizon.</w:t>
+        <w:t>USD correlations: Over the last 30 trading days, USD sensitivity is concentrated in broad commodities and oil, which both rise more often when the dollar strengthens, while the S&amp;P 500 tends to move in the opposite direction. The recent pickup in SPX’s negative correlation versus its weaker 90-day reading suggests U. S. equities have become more dollar-sensitive in the short term.</w:t>
       </w:r>
     </w:p>
     <w:sectPr>

--- a/data/usd_correlation_bottom_line.docx
+++ b/data/usd_correlation_bottom_line.docx
@@ -4,7 +4,7 @@
   <w:body>
     <w:p>
       <w:r>
-        <w:t>USD correlations: Over the last 30 trading days, USD sensitivity is concentrated in broad commodities and oil, which both rise more often when the dollar strengthens, while the S&amp;P 500 tends to move in the opposite direction. The recent pickup in SPX’s negative correlation versus its weaker 90-day reading suggests U. S. equities have become more dollar-sensitive in the short term.</w:t>
+        <w:t>USD correlations: Over the last 30 trading days, equity (SPX) shows a moderate negative linkage to the dollar while oil (USO) and broad commodities (COMT) move moderately in the same direction as the USD, so dollar moves have a concentrated influence in energy and commodity space. The recent 15-day readings broadly reinforce this pattern but with slightly stronger sensitivity, while the weaker 90-day correlations suggest these relationships have only firmed up more recently. Gold and Bitcoin sit in the “contained” bucket, with gold shifting from a more clearly negative 90-day link toward a near-zero 30-day relationship, and Bitcoin maintaining only a mild, stable inverse connection to the dollar.</w:t>
       </w:r>
     </w:p>
     <w:sectPr>

--- a/data/usd_correlation_bottom_line.docx
+++ b/data/usd_correlation_bottom_line.docx
@@ -4,7 +4,7 @@
   <w:body>
     <w:p>
       <w:r>
-        <w:t>USD correlations: Over the last 30 trading days, equity (SPX) shows a moderate negative linkage to the dollar while oil (USO) and broad commodities (COMT) move moderately in the same direction as the USD, so dollar moves have a concentrated influence in energy and commodity space. The recent 15-day readings broadly reinforce this pattern but with slightly stronger sensitivity, while the weaker 90-day correlations suggest these relationships have only firmed up more recently. Gold and Bitcoin sit in the “contained” bucket, with gold shifting from a more clearly negative 90-day link toward a near-zero 30-day relationship, and Bitcoin maintaining only a mild, stable inverse connection to the dollar.</w:t>
+        <w:t>USD correlations: Over the last 30 trading days, USD sensitivity is concentrated in commodities, with oil and the broad commodity basket both showing a moderate positive linkage to the dollar, while the S&amp;P 500 trades with a modest inverse relationship. Gold’s connection to the USD has faded recently toward neutral despite a more clearly negative 90-day pattern, and Bitcoin’s correlation remains weak across all windows. Overall, this mix points to clearer USD spillovers in traditional commodities than in equities, gold, or crypto over the current window.</w:t>
       </w:r>
     </w:p>
     <w:sectPr>

--- a/data/usd_correlation_bottom_line.docx
+++ b/data/usd_correlation_bottom_line.docx
@@ -4,7 +4,7 @@
   <w:body>
     <w:p>
       <w:r>
-        <w:t>USD correlations: Over the last 30 trading days, USD sensitivity is concentrated in commodities, with oil and the broad commodity basket both showing a moderate positive linkage to the dollar, while the S&amp;P 500 trades with a modest inverse relationship. Gold’s connection to the USD has faded recently toward neutral despite a more clearly negative 90-day pattern, and Bitcoin’s correlation remains weak across all windows. Overall, this mix points to clearer USD spillovers in traditional commodities than in equities, gold, or crypto over the current window.</w:t>
+        <w:t>USD correlations: Over the last 30 trading days, USD sensitivity is concentrated in broad commodities and oil, both showing a moderate positive linkage that has strengthened meaningfully in the shorter 15-day window. Equities (SPX) are moderately negatively linked to the dollar, with that inverse relationship also intensifying recently. Gold and bitcoin show contained and somewhat unstable USD linkages, with gold flipping from a negative correlation over 90 days to roughly flat and bitcoin remaining only mildly inverse across all windows.</w:t>
       </w:r>
     </w:p>
     <w:sectPr>

--- a/data/usd_correlation_bottom_line.docx
+++ b/data/usd_correlation_bottom_line.docx
@@ -4,7 +4,7 @@
   <w:body>
     <w:p>
       <w:r>
-        <w:t>USD correlations: Over the last 30 trading days, USD sensitivity is concentrated in broad commodities and oil, both showing a moderate positive linkage that has strengthened meaningfully in the shorter 15-day window. Equities (SPX) are moderately negatively linked to the dollar, with that inverse relationship also intensifying recently. Gold and bitcoin show contained and somewhat unstable USD linkages, with gold flipping from a negative correlation over 90 days to roughly flat and bitcoin remaining only mildly inverse across all windows.</w:t>
+        <w:t>USD correlations: Over the last 30 trading days, USD sensitivity is concentrated in broad commodities and oil, which both move moderately in the same direction as the dollar, while the S&amp;P 500 tends to move the other way. The stronger 15-day correlations for commodities and equities versus the dollar suggest this pattern has intensified recently, whereas their weaker 90-day readings point to a less stable relationship over a longer horizon. Gold and Bitcoin show only limited dollar linkage over 30 days, with gold flipping from a negative 90-day correlation to nearly neutral more recently.</w:t>
       </w:r>
     </w:p>
     <w:sectPr>

--- a/data/usd_correlation_bottom_line.docx
+++ b/data/usd_correlation_bottom_line.docx
@@ -4,7 +4,7 @@
   <w:body>
     <w:p>
       <w:r>
-        <w:t>USD correlations: Over the last 30 trading days, USD sensitivity is concentrated in broad commodities and oil, which both move moderately in the same direction as the dollar, while the S&amp;P 500 tends to move the other way. The stronger 15-day correlations for commodities and equities versus the dollar suggest this pattern has intensified recently, whereas their weaker 90-day readings point to a less stable relationship over a longer horizon. Gold and Bitcoin show only limited dollar linkage over 30 days, with gold flipping from a negative 90-day correlation to nearly neutral more recently.</w:t>
+        <w:t>USD correlations: Over the last 30 trading days, USD sensitivity is concentrated in broad commodities and oil, which both move moderately in the same direction as the dollar, while U.S. equities tend to move in the opposite direction. The S&amp;P 500 shows a clear negative linkage that has strengthened recently, whereas gold and bitcoin exhibit relatively contained and weaker USD relationships, with gold’s longer-term pattern still more consistently inverse to the dollar.</w:t>
       </w:r>
     </w:p>
     <w:sectPr>

--- a/data/usd_correlation_bottom_line.docx
+++ b/data/usd_correlation_bottom_line.docx
@@ -4,7 +4,7 @@
   <w:body>
     <w:p>
       <w:r>
-        <w:t>USD correlations: Over the last 30 trading days, USD sensitivity is concentrated in broad commodities and oil, which both move moderately in the same direction as the dollar, while U.S. equities tend to move in the opposite direction. The S&amp;P 500 shows a clear negative linkage that has strengthened recently, whereas gold and bitcoin exhibit relatively contained and weaker USD relationships, with gold’s longer-term pattern still more consistently inverse to the dollar.</w:t>
+        <w:t>USD correlations: Over the last 30 trading days, USD sensitivity is concentrated in the S&amp;P 500, which has shown a clear inverse relationship with the dollar, while oil and the broad commodity basket have moved more in tandem with USD. The stronger 15D correlations for SPX, USO, and COMT suggest that these USD linkages have recently intensified compared with the 90D backdrop. Gold and Bitcoin, by contrast, have shown only contained day-to-day co-movement with the dollar over the 30D window, even though gold’s longer-term 90D correlation is more clearly negative.</w:t>
       </w:r>
     </w:p>
     <w:sectPr>

--- a/data/usd_correlation_bottom_line.docx
+++ b/data/usd_correlation_bottom_line.docx
@@ -4,7 +4,7 @@
   <w:body>
     <w:p>
       <w:r>
-        <w:t>USD correlations: Over the last 30 trading days, USD sensitivity is concentrated in the S&amp;P 500, which has shown a clear inverse relationship with the dollar, while oil and the broad commodity basket have moved more in tandem with USD. The stronger 15D correlations for SPX, USO, and COMT suggest that these USD linkages have recently intensified compared with the 90D backdrop. Gold and Bitcoin, by contrast, have shown only contained day-to-day co-movement with the dollar over the 30D window, even though gold’s longer-term 90D correlation is more clearly negative.</w:t>
+        <w:t>USD correlations: Over the last 30 trading days, USD sensitivity is concentrated in U. S. equities and commodities, with the S&amp;P 500 moving moderately opposite the dollar while oil and broad commodities have been rising alongside it. The stronger negative linkage of SPX on the 15D window and the weaker 90D reading suggest that equity–USD co-movement has tightened more recently.</w:t>
       </w:r>
     </w:p>
     <w:sectPr>

--- a/data/usd_correlation_bottom_line.docx
+++ b/data/usd_correlation_bottom_line.docx
@@ -4,7 +4,7 @@
   <w:body>
     <w:p>
       <w:r>
-        <w:t>USD correlations: Over the last 30 trading days, USD sensitivity is concentrated in U. S. equities and commodities, with the S&amp;P 500 moving moderately opposite the dollar while oil and broad commodities have been rising alongside it. The stronger negative linkage of SPX on the 15D window and the weaker 90D reading suggest that equity–USD co-movement has tightened more recently.</w:t>
+        <w:t>USD correlations: Over the last 30 trading days, the dollar shows its clearest linkage to the S&amp;P 500 and broad commodities, with equities moving mostly opposite the USD while oil and the commodity basket tend to move with it. This influence is concentrated rather than broad-based, as Bitcoin shows little systematic USD linkage and gold’s negative correlation, while meaningful over 90 days, has been weaker and somewhat mixed in the nearer term. Recent 15-day readings suggest these patterns have intensified at the margin for stocks and commodities, while longer 90-day windows point to a generally softer USD sensitivity across most assets except gold.</w:t>
       </w:r>
     </w:p>
     <w:sectPr>

--- a/data/usd_correlation_bottom_line.docx
+++ b/data/usd_correlation_bottom_line.docx
@@ -4,7 +4,7 @@
   <w:body>
     <w:p>
       <w:r>
-        <w:t>USD correlations: Over the last 30 trading days, the dollar shows its clearest linkage to the S&amp;P 500 and broad commodities, with equities moving mostly opposite the USD while oil and the commodity basket tend to move with it. This influence is concentrated rather than broad-based, as Bitcoin shows little systematic USD linkage and gold’s negative correlation, while meaningful over 90 days, has been weaker and somewhat mixed in the nearer term. Recent 15-day readings suggest these patterns have intensified at the margin for stocks and commodities, while longer 90-day windows point to a generally softer USD sensitivity across most assets except gold.</w:t>
+        <w:t>USD correlations: Over the last 30 trading days, USD sensitivity is concentrated in equities and commodities, with the S&amp;P 500 showing the strongest inverse linkage and both oil (USO) and broad commodities (COMT) moving moderately in the same direction as the dollar. The recent 15-day window shows these relationships becoming even tighter in magnitude for SPX and especially for commodities, suggesting a nearer-term pickup in USD-driven moves across those assets. Gold and Bitcoin remain relatively contained versus the dollar on a 30-day view, though gold’s more negative 90-day reading points to a longer-running inverse pattern that has recently eased.</w:t>
       </w:r>
     </w:p>
     <w:sectPr>

--- a/data/usd_correlation_bottom_line.docx
+++ b/data/usd_correlation_bottom_line.docx
@@ -4,7 +4,7 @@
   <w:body>
     <w:p>
       <w:r>
-        <w:t>USD correlations: Over the last 30 trading days, USD sensitivity is concentrated in equities and commodities, with the S&amp;P 500 showing the strongest inverse linkage and both oil (USO) and broad commodities (COMT) moving moderately in the same direction as the dollar. The recent 15-day window shows these relationships becoming even tighter in magnitude for SPX and especially for commodities, suggesting a nearer-term pickup in USD-driven moves across those assets. Gold and Bitcoin remain relatively contained versus the dollar on a 30-day view, though gold’s more negative 90-day reading points to a longer-running inverse pattern that has recently eased.</w:t>
+        <w:t>USD correlations: Over the last 30 trading days, USD moves have had a meaningful impact on three of the five assets, with the strongest linkage concentrated in broad commodities (COMT), which have tended to rise when the dollar rises. Equities (SPX) show a moderately inverse relationship to the USD, while oil (USO) is moderately aligned, pointing to differing dollar sensitivities within risk assets. Gold and Bitcoin show weaker, more mixed USD linkages on this window, with gold’s longer-term 90D correlation more clearly negative and Bitcoin’s relationship to the dollar fading over time.</w:t>
       </w:r>
     </w:p>
     <w:sectPr>

--- a/data/usd_correlation_bottom_line.docx
+++ b/data/usd_correlation_bottom_line.docx
@@ -4,7 +4,7 @@
   <w:body>
     <w:p>
       <w:r>
-        <w:t>USD correlations: Over the last 30 trading days, USD moves have had a meaningful impact on three of the five assets, with the strongest linkage concentrated in broad commodities (COMT), which have tended to rise when the dollar rises. Equities (SPX) show a moderately inverse relationship to the USD, while oil (USO) is moderately aligned, pointing to differing dollar sensitivities within risk assets. Gold and Bitcoin show weaker, more mixed USD linkages on this window, with gold’s longer-term 90D correlation more clearly negative and Bitcoin’s relationship to the dollar fading over time.</w:t>
+        <w:t>USD correlations: Over the last 30 trading days, USD moves have shown the clearest linkage with the S&amp;P 500, oil (USO), and broad commodities (COMT), indicating that equity and energy/commodity returns have been moderately sensitive to dollar fluctuations. This influence is concentrated in the S&amp;P 500 on the downside (stocks tending to weaken when the USD strengthens) and in oil and broad commodities on the upside (tending to rise with the USD). Gold’s relationship to the dollar remains inverse but less stable across windows, while Bitcoin’s negative linkage has been fading from stronger 15-day readings to a weaker 30- and 90-day connection.</w:t>
       </w:r>
     </w:p>
     <w:sectPr>

--- a/data/usd_correlation_bottom_line.docx
+++ b/data/usd_correlation_bottom_line.docx
@@ -4,7 +4,7 @@
   <w:body>
     <w:p>
       <w:r>
-        <w:t>USD correlations: Over the last 30 trading days, USD moves have shown the clearest linkage with the S&amp;P 500, oil (USO), and broad commodities (COMT), indicating that equity and energy/commodity returns have been moderately sensitive to dollar fluctuations. This influence is concentrated in the S&amp;P 500 on the downside (stocks tending to weaken when the USD strengthens) and in oil and broad commodities on the upside (tending to rise with the USD). Gold’s relationship to the dollar remains inverse but less stable across windows, while Bitcoin’s negative linkage has been fading from stronger 15-day readings to a weaker 30- and 90-day connection.</w:t>
+        <w:t>USD correlations: Over the last 30 trading days, USD moves have had a meaningful impact across risk assets, with the S&amp;P 500 showing the strongest inverse relationship, implying U. S. equities have tended to soften when the dollar strengthens. Oil and broad commodities both display moderate positive sensitivity to the dollar, suggesting recent commodity gains have often coincided with USD strength rather than weakness.</w:t>
       </w:r>
     </w:p>
     <w:sectPr>

--- a/data/usd_correlation_bottom_line.docx
+++ b/data/usd_correlation_bottom_line.docx
@@ -4,7 +4,7 @@
   <w:body>
     <w:p>
       <w:r>
-        <w:t>USD correlations: Over the last 30 trading days, USD moves have had a meaningful impact across risk assets, with the S&amp;P 500 showing the strongest inverse relationship, implying U. S. equities have tended to soften when the dollar strengthens. Oil and broad commodities both display moderate positive sensitivity to the dollar, suggesting recent commodity gains have often coincided with USD strength rather than weakness.</w:t>
+        <w:t>USD correlations: Over the last 30 trading days, USD sensitivity is concentrated in the S&amp;P 500, which has the strongest linkage and moves moderately in the opposite direction to the dollar, while broad commodities and oil tend to rise when the dollar strengthens. Bitcoin’s 30-day USD linkage is only mild, but its recent 15-day reading shows a sharper tendency to move against the dollar. Gold remains consistently negatively correlated with the USD across all windows, though less tightly than equities, while broad commodities’ positive USD tie has strengthened compared with the 90-day backdrop.</w:t>
       </w:r>
     </w:p>
     <w:sectPr>

--- a/data/usd_correlation_bottom_line.docx
+++ b/data/usd_correlation_bottom_line.docx
@@ -4,7 +4,7 @@
   <w:body>
     <w:p>
       <w:r>
-        <w:t>USD correlations: Over the last 30 trading days, USD sensitivity is concentrated in the S&amp;P 500, which has the strongest linkage and moves moderately in the opposite direction to the dollar, while broad commodities and oil tend to rise when the dollar strengthens. Bitcoin’s 30-day USD linkage is only mild, but its recent 15-day reading shows a sharper tendency to move against the dollar. Gold remains consistently negatively correlated with the USD across all windows, though less tightly than equities, while broad commodities’ positive USD tie has strengthened compared with the 90-day backdrop.</w:t>
+        <w:t>USD correlations: Over the last 30 trading days, USD sensitivity is moderate and mostly negative for the S&amp;P 500 and Bitcoin, while oil and broad commodities move moderately in the same direction as the dollar. This makes the S&amp;P 500 the single most influential channel for USD linkage, with that influence concentrated rather than broad-based across the complex. Shorter-term (15D) readings show slightly stronger relationships in the same directions, while the 90D window suggests that most of these USD linkages have strengthened more recently, especially for commodities.</w:t>
       </w:r>
     </w:p>
     <w:sectPr>

--- a/data/usd_correlation_bottom_line.docx
+++ b/data/usd_correlation_bottom_line.docx
@@ -4,7 +4,7 @@
   <w:body>
     <w:p>
       <w:r>
-        <w:t>USD correlations: Over the last 30 trading days, USD sensitivity is moderate and mostly negative for the S&amp;P 500 and Bitcoin, while oil and broad commodities move moderately in the same direction as the dollar. This makes the S&amp;P 500 the single most influential channel for USD linkage, with that influence concentrated rather than broad-based across the complex. Shorter-term (15D) readings show slightly stronger relationships in the same directions, while the 90D window suggests that most of these USD linkages have strengthened more recently, especially for commodities.</w:t>
+        <w:t>USD correlations: Over the last 30 trading days, USD moves have been most tightly linked to the S&amp;P 500, with a clear negative relationship that has been stable across the 15D and 90D windows. Bitcoin and gold also lean negatively versus the USD, but their linkages are weaker or less consistent over time. Oil and broad commodities show moderate positive correlations to the USD, suggesting that recent dollar strength has tended to come alongside firmer energy and commodity prices rather than against them. Overall, USD sensitivity is concentrated in equities, with other assets showing secondary but still meaningful connections.</w:t>
       </w:r>
     </w:p>
     <w:sectPr>

--- a/data/usd_correlation_bottom_line.docx
+++ b/data/usd_correlation_bottom_line.docx
@@ -4,7 +4,7 @@
   <w:body>
     <w:p>
       <w:r>
-        <w:t>USD correlations: Over the last 30 trading days, USD moves have been most tightly linked to the S&amp;P 500, with a clear negative relationship that has been stable across the 15D and 90D windows. Bitcoin and gold also lean negatively versus the USD, but their linkages are weaker or less consistent over time. Oil and broad commodities show moderate positive correlations to the USD, suggesting that recent dollar strength has tended to come alongside firmer energy and commodity prices rather than against them. Overall, USD sensitivity is concentrated in equities, with other assets showing secondary but still meaningful connections.</w:t>
+        <w:t>USD correlations: Over the last 30 trading days, USD sensitivity is concentrated in U. S. equities, with the S&amp;P 500 showing a clear inverse relationship to DXY, while oil and broad commodities have moved moderately in the same direction as the dollar. Bitcoin has also tended to move opposite the USD, though with somewhat less consistency than the S&amp;P 500 when looking out to 90 days.</w:t>
       </w:r>
     </w:p>
     <w:sectPr>

--- a/data/usd_correlation_bottom_line.docx
+++ b/data/usd_correlation_bottom_line.docx
@@ -4,7 +4,7 @@
   <w:body>
     <w:p>
       <w:r>
-        <w:t>USD correlations: Over the last 30 trading days, USD sensitivity is concentrated in U. S. equities, with the S&amp;P 500 showing a clear inverse relationship to DXY, while oil and broad commodities have moved moderately in the same direction as the dollar. Bitcoin has also tended to move opposite the USD, though with somewhat less consistency than the S&amp;P 500 when looking out to 90 days.</w:t>
+        <w:t>USD correlations: Over the last 30 trading days, USD sensitivity is concentrated in U. S. equities and broad commodities, with the S&amp;P 500 moving moderately opposite the dollar while oil and the commodity basket tend to rise when the dollar strengthens. Bitcoin has shifted toward a more notable negative linkage to the USD recently, with its 15-day correlation more strongly inverse than the 30-day snapshot.</w:t>
       </w:r>
     </w:p>
     <w:sectPr>

--- a/data/usd_correlation_bottom_line.docx
+++ b/data/usd_correlation_bottom_line.docx
@@ -4,7 +4,7 @@
   <w:body>
     <w:p>
       <w:r>
-        <w:t>USD correlations: Over the last 30 trading days, USD sensitivity is concentrated in U. S. equities and broad commodities, with the S&amp;P 500 moving moderately opposite the dollar while oil and the commodity basket tend to rise when the dollar strengthens. Bitcoin has shifted toward a more notable negative linkage to the USD recently, with its 15-day correlation more strongly inverse than the 30-day snapshot.</w:t>
+        <w:t>USD correlations: Over the last 30 trading days, USD moves have been most closely linked to U. S. equities, with the S&amp;P 500 showing a moderate inverse relationship, while Bitcoin and broad commodities also lean meaningfully opposite or alongside the dollar. This leaves USD influence relatively concentrated in equities and, to a lesser extent, crypto and commodities, with gold the main outlier showing only a weak 30-day connection.</w:t>
       </w:r>
     </w:p>
     <w:sectPr>

--- a/data/usd_correlation_bottom_line.docx
+++ b/data/usd_correlation_bottom_line.docx
@@ -4,7 +4,7 @@
   <w:body>
     <w:p>
       <w:r>
-        <w:t>USD correlations: Over the last 30 trading days, USD moves have been most closely linked to U. S. equities, with the S&amp;P 500 showing a moderate inverse relationship, while Bitcoin and broad commodities also lean meaningfully opposite or alongside the dollar. This leaves USD influence relatively concentrated in equities and, to a lesser extent, crypto and commodities, with gold the main outlier showing only a weak 30-day connection.</w:t>
+        <w:t>USD correlations: Over the last 30 trading days, USD moves have been most closely tied to the S&amp;P 500, with a moderate inverse relationship that has been relatively stable across the 15D and 90D windows, pointing to concentrated USD influence in U. S. equities. Oil (USO) and broad commodities (COMT) both show moderate positive linkage to the USD, and those ties have strengthened compared with the 90D view, indicating that recent commodity swings have tended to move with the dollar.</w:t>
       </w:r>
     </w:p>
     <w:sectPr>

--- a/data/usd_correlation_bottom_line.docx
+++ b/data/usd_correlation_bottom_line.docx
@@ -4,7 +4,7 @@
   <w:body>
     <w:p>
       <w:r>
-        <w:t>USD correlations: Over the last 30 trading days, USD moves have been most closely tied to the S&amp;P 500, with a moderate inverse relationship that has been relatively stable across the 15D and 90D windows, pointing to concentrated USD influence in U. S. equities. Oil (USO) and broad commodities (COMT) both show moderate positive linkage to the USD, and those ties have strengthened compared with the 90D view, indicating that recent commodity swings have tended to move with the dollar.</w:t>
+        <w:t>USD correlations: Over the last 30 trading days, USD sensitivity is concentrated in equities and energy, with the S&amp;P 500 showing the strongest inverse linkage to the dollar and oil and broad commodities moving in the same direction as DXY. Bitcoin is also meaningfully inversely tied to the dollar, though less so than the S&amp;P 500, suggesting risk assets broadly lean against USD strength. Gold’s relationship to the dollar looks unstable, with a very strong recent 15D negative correlation but only a weak 30D linkage and a firmer negative tilt over 90D.</w:t>
       </w:r>
     </w:p>
     <w:sectPr>

--- a/data/usd_correlation_bottom_line.docx
+++ b/data/usd_correlation_bottom_line.docx
@@ -4,7 +4,7 @@
   <w:body>
     <w:p>
       <w:r>
-        <w:t>USD correlations: Over the last 30 trading days, USD sensitivity is concentrated in equities and energy, with the S&amp;P 500 showing the strongest inverse linkage to the dollar and oil and broad commodities moving in the same direction as DXY. Bitcoin is also meaningfully inversely tied to the dollar, though less so than the S&amp;P 500, suggesting risk assets broadly lean against USD strength. Gold’s relationship to the dollar looks unstable, with a very strong recent 15D negative correlation but only a weak 30D linkage and a firmer negative tilt over 90D.</w:t>
+        <w:t>USD correlations: Over the last 30 trading days, USD sensitivity is moderately negative for U. S. equities and Bitcoin, and moderately positive for oil and broad commodities, indicating that most major risk and real-asset exposures have been moving meaningfully with the dollar in one direction or the other. This influence is concentrated in the S&amp;P 500, which shows the tightest (inverse) linkage to DXY among the group, though that relationship has been weaker in the very near term and over the full 90-day window.</w:t>
       </w:r>
     </w:p>
     <w:sectPr>

--- a/data/usd_correlation_bottom_line.docx
+++ b/data/usd_correlation_bottom_line.docx
@@ -4,7 +4,7 @@
   <w:body>
     <w:p>
       <w:r>
-        <w:t>USD correlations: Over the last 30 trading days, USD sensitivity is moderately negative for U. S. equities and Bitcoin, and moderately positive for oil and broad commodities, indicating that most major risk and real-asset exposures have been moving meaningfully with the dollar in one direction or the other. This influence is concentrated in the S&amp;P 500, which shows the tightest (inverse) linkage to DXY among the group, though that relationship has been weaker in the very near term and over the full 90-day window.</w:t>
+        <w:t>USD correlations: Over the last 30 trading days, USD sensitivity is concentrated in the S&amp;P 500 and Bitcoin, both showing moderate inverse moves versus DXY, while oil and broad commodities have been tending to rise when the dollar strengthens. The S&amp;P 500’s linkage to the USD has recently intensified versus its 90-day norm, whereas Bitcoin’s negative correlation has also firmed but remains somewhat less stable. Gold is the outlier, with its usual negative relationship to the dollar largely muted on a 30-day view despite still looking more USD-sensitive over the longer 90-day window.</w:t>
       </w:r>
     </w:p>
     <w:sectPr>

--- a/data/usd_correlation_bottom_line.docx
+++ b/data/usd_correlation_bottom_line.docx
@@ -4,7 +4,7 @@
   <w:body>
     <w:p>
       <w:r>
-        <w:t>USD correlations: Over the last 30 trading days, USD sensitivity is concentrated in the S&amp;P 500 and Bitcoin, both showing moderate inverse moves versus DXY, while oil and broad commodities have been tending to rise when the dollar strengthens. The S&amp;P 500’s linkage to the USD has recently intensified versus its 90-day norm, whereas Bitcoin’s negative correlation has also firmed but remains somewhat less stable. Gold is the outlier, with its usual negative relationship to the dollar largely muted on a 30-day view despite still looking more USD-sensitive over the longer 90-day window.</w:t>
+        <w:t>USD correlations: Over the last 30 trading days, USD sensitivity is concentrated in the S&amp;P 500, which has shown a moderately negative linkage, while oil, broad commodities, and Bitcoin have moved more in tandem with the dollar. The S&amp;P 500’s weaker 15D and 90D readings suggest that this equity–USD relationship has intensified recently compared with its longer trend. Commodities and Bitcoin show a more consistently positive or mildly shifting alignment with the USD, whereas gold stands out with a relatively contained and unstable linkage across the three windows.</w:t>
       </w:r>
     </w:p>
     <w:sectPr>

--- a/data/usd_correlation_bottom_line.docx
+++ b/data/usd_correlation_bottom_line.docx
@@ -4,7 +4,7 @@
   <w:body>
     <w:p>
       <w:r>
-        <w:t>USD correlations: Over the last 30 trading days, USD sensitivity is concentrated in the S&amp;P 500, which has shown a moderately negative linkage, while oil, broad commodities, and Bitcoin have moved more in tandem with the dollar. The S&amp;P 500’s weaker 15D and 90D readings suggest that this equity–USD relationship has intensified recently compared with its longer trend. Commodities and Bitcoin show a more consistently positive or mildly shifting alignment with the USD, whereas gold stands out with a relatively contained and unstable linkage across the three windows.</w:t>
+        <w:t>USD correlations: Over the last 30 trading days, USD linkages are concentrated in cyclicals and crypto, with equities (SPX) and Bitcoin showing moderately negative correlations and crude oil (USO) and broad commodities (COMT) moving moderately in the same direction as the dollar. This mix suggests the dollar has been pressuring U. S. stocks and Bitcoin while coinciding with strength in energy and the broader commodity complex.</w:t>
       </w:r>
     </w:p>
     <w:sectPr>

--- a/data/usd_correlation_bottom_line.docx
+++ b/data/usd_correlation_bottom_line.docx
@@ -4,7 +4,7 @@
   <w:body>
     <w:p>
       <w:r>
-        <w:t>USD correlations: Over the last 30 trading days, USD linkages are concentrated in cyclicals and crypto, with equities (SPX) and Bitcoin showing moderately negative correlations and crude oil (USO) and broad commodities (COMT) moving moderately in the same direction as the dollar. This mix suggests the dollar has been pressuring U. S. stocks and Bitcoin while coinciding with strength in energy and the broader commodity complex.</w:t>
+        <w:t>USD correlations: Over the last 30 trading days, USD sensitivity is fairly concentrated in cyclicals and crypto, with USO and broad commodities both showing moderate positive linkage, while the S&amp;P 500 and Bitcoin lean moderately inverse. This means recent dollar strength has tended to align with higher oil and commodity prices but weaker equities and Bitcoin. Gold stands out as the only asset with a contained 30-day relationship to the USD, even though its 15D and 90D readings still point to a more classically inverse pattern in the shorter and longer views.</w:t>
       </w:r>
     </w:p>
     <w:sectPr>

--- a/data/usd_correlation_bottom_line.docx
+++ b/data/usd_correlation_bottom_line.docx
@@ -4,7 +4,7 @@
   <w:body>
     <w:p>
       <w:r>
-        <w:t>USD correlations: Over the last 30 trading days, USD sensitivity is fairly concentrated in cyclicals and crypto, with USO and broad commodities both showing moderate positive linkage, while the S&amp;P 500 and Bitcoin lean moderately inverse. This means recent dollar strength has tended to align with higher oil and commodity prices but weaker equities and Bitcoin. Gold stands out as the only asset with a contained 30-day relationship to the USD, even though its 15D and 90D readings still point to a more classically inverse pattern in the shorter and longer views.</w:t>
+        <w:t>USD correlations: Over the last 30 trading days, USD sensitivity is concentrated in broad commodities and oil, which are moderately moving in the same direction as the dollar, while U. S. equities and Bitcoin tend to move in the opposite direction. The equity–USD inverse relationship has strengthened recently (15D more negative than 90D), whereas Bitcoin’s link has emerged more in the 30D window than in the last 15 days.</w:t>
       </w:r>
     </w:p>
     <w:sectPr>

--- a/data/usd_correlation_bottom_line.docx
+++ b/data/usd_correlation_bottom_line.docx
@@ -4,7 +4,7 @@
   <w:body>
     <w:p>
       <w:r>
-        <w:t>USD correlations: Over the last 30 trading days, USD sensitivity is concentrated in broad commodities and oil, which are moderately moving in the same direction as the dollar, while U. S. equities and Bitcoin tend to move in the opposite direction. The equity–USD inverse relationship has strengthened recently (15D more negative than 90D), whereas Bitcoin’s link has emerged more in the 30D window than in the last 15 days.</w:t>
+        <w:t>USD correlations: Over the last 30 trading days, USD sensitivity is concentrated in U. S. oil and broad commodities, which both tend to rise when the dollar strengthens, while U. S.</w:t>
       </w:r>
     </w:p>
     <w:sectPr>

--- a/data/usd_correlation_bottom_line.docx
+++ b/data/usd_correlation_bottom_line.docx
@@ -4,7 +4,7 @@
   <w:body>
     <w:p>
       <w:r>
-        <w:t>USD correlations: Over the last 30 trading days, USD sensitivity is concentrated in U. S. oil and broad commodities, which both tend to rise when the dollar strengthens, while U. S.</w:t>
+        <w:t>USD correlations: Over the last 30 trading days, all tracked assets show a meaningful linkage to the dollar, with the influence concentrated in the S&amp;P 500, which has a moderately negative correlation, and oil/commodities, which have moderately positive correlations. Equities and gold have tended to move opposite the USD, while oil and the broader commodity basket have tended to move in the same direction, and these relationships have generally strengthened versus the 90-day window. Bitcoin’s linkage to the USD has flipped from mildly positive over 15 days to meaningfully negative over 30 days, indicating a more dollar‑sensitive backdrop than the longer‑term view suggests.</w:t>
       </w:r>
     </w:p>
     <w:sectPr>

--- a/data/usd_correlation_bottom_line.docx
+++ b/data/usd_correlation_bottom_line.docx
@@ -4,7 +4,7 @@
   <w:body>
     <w:p>
       <w:r>
-        <w:t>USD correlations: Over the last 30 trading days, all tracked assets show a meaningful linkage to the dollar, with the influence concentrated in the S&amp;P 500, which has a moderately negative correlation, and oil/commodities, which have moderately positive correlations. Equities and gold have tended to move opposite the USD, while oil and the broader commodity basket have tended to move in the same direction, and these relationships have generally strengthened versus the 90-day window. Bitcoin’s linkage to the USD has flipped from mildly positive over 15 days to meaningfully negative over 30 days, indicating a more dollar‑sensitive backdrop than the longer‑term view suggests.</w:t>
+        <w:t>USD correlations: Over the last 30 trading days, USD sensitivity is concentrated in equities, with the S&amp;P 500 showing the strongest inverse linkage, while oil and broad commodities move moderately in the same direction as the dollar. Gold also remains meaningfully tied to the USD, but its negative relationship has softened recently compared with the tighter 15-day and 90-day patterns. Bitcoin’s linkage has been more unstable, flipping from a mild positive over 15 days to a moderate inverse relationship over 30 days, suggesting less consistent USD-driven behavior than the other assets.</w:t>
       </w:r>
     </w:p>
     <w:sectPr>

--- a/data/usd_correlation_bottom_line.docx
+++ b/data/usd_correlation_bottom_line.docx
@@ -4,7 +4,7 @@
   <w:body>
     <w:p>
       <w:r>
-        <w:t>USD correlations: Over the last 30 trading days, USD sensitivity is concentrated in equities, with the S&amp;P 500 showing the strongest inverse linkage, while oil and broad commodities move moderately in the same direction as the dollar. Gold also remains meaningfully tied to the USD, but its negative relationship has softened recently compared with the tighter 15-day and 90-day patterns. Bitcoin’s linkage has been more unstable, flipping from a mild positive over 15 days to a moderate inverse relationship over 30 days, suggesting less consistent USD-driven behavior than the other assets.</w:t>
+        <w:t>USD correlations: Over the last 30 trading days, USD moves have been meaningfully linked across all tracked assets, with influence concentrated in the S&amp;P 500, which tends to fall when the dollar strengthens. Gold and Bitcoin also lean negative versus the USD, though gold’s relationship is steadier while Bitcoin’s has weakened in the last 15 days. Oil and broad commodities, by contrast, have shown a moderate tendency to rise with a stronger dollar, and this positive linkage has been fairly consistent across 15D, 30D, and 90D windows.</w:t>
       </w:r>
     </w:p>
     <w:sectPr>

--- a/data/usd_correlation_bottom_line.docx
+++ b/data/usd_correlation_bottom_line.docx
@@ -4,7 +4,7 @@
   <w:body>
     <w:p>
       <w:r>
-        <w:t>USD correlations: Over the last 30 trading days, USD moves have been meaningfully linked across all tracked assets, with influence concentrated in the S&amp;P 500, which tends to fall when the dollar strengthens. Gold and Bitcoin also lean negative versus the USD, though gold’s relationship is steadier while Bitcoin’s has weakened in the last 15 days. Oil and broad commodities, by contrast, have shown a moderate tendency to rise with a stronger dollar, and this positive linkage has been fairly consistent across 15D, 30D, and 90D windows.</w:t>
+        <w:t>USD correlations: Over the last 30 trading days, USD sensitivity is meaningful across all tracked assets, with the strongest linkage in the S&amp;P 500, where equities have tended to move lower when the dollar strengthens. Oil and broad commodities show moderate positive ties to the USD, suggesting that recent dollar moves have gone hand-in-hand with similar-direction shifts in energy and commodity prices rather than the more familiar opposite pattern. Gold remains negatively linked to the dollar, acting as a partial offset to USD moves, while Bitcoin’s relationship has flipped from negative at 30D to only weakly positive over the last 15 days, pointing to unstable and shifting USD sensitivity in crypto.</w:t>
       </w:r>
     </w:p>
     <w:sectPr>

--- a/data/usd_correlation_bottom_line.docx
+++ b/data/usd_correlation_bottom_line.docx
@@ -4,7 +4,7 @@
   <w:body>
     <w:p>
       <w:r>
-        <w:t>USD correlations: Over the last 30 trading days, USD sensitivity is meaningful across all tracked assets, with the strongest linkage in the S&amp;P 500, where equities have tended to move lower when the dollar strengthens. Oil and broad commodities show moderate positive ties to the USD, suggesting that recent dollar moves have gone hand-in-hand with similar-direction shifts in energy and commodity prices rather than the more familiar opposite pattern. Gold remains negatively linked to the dollar, acting as a partial offset to USD moves, while Bitcoin’s relationship has flipped from negative at 30D to only weakly positive over the last 15 days, pointing to unstable and shifting USD sensitivity in crypto.</w:t>
+        <w:t>USD correlations: Over the last 30 trading days, USD moves have been meaningfully connected to all five assets, with the strongest sensitivity in the S&amp;P 500, which tends to fall when the dollar rises, and in gold, which shows a similarly firm inverse linkage. Oil and the broad commodity basket instead have a moderate positive relationship with the dollar, suggesting they have recently tended to rise alongside USD strength. Bitcoin’s 30-day correlation is also notably negative, but its much weaker 15-day reading points to a less stable and more erratic USD linkage than for equities, gold, or commodities.</w:t>
       </w:r>
     </w:p>
     <w:sectPr>

--- a/data/usd_correlation_bottom_line.docx
+++ b/data/usd_correlation_bottom_line.docx
@@ -4,7 +4,7 @@
   <w:body>
     <w:p>
       <w:r>
-        <w:t>USD correlations: Over the last 30 trading days, USD moves have been meaningfully connected to all five assets, with the strongest sensitivity in the S&amp;P 500, which tends to fall when the dollar rises, and in gold, which shows a similarly firm inverse linkage. Oil and the broad commodity basket instead have a moderate positive relationship with the dollar, suggesting they have recently tended to rise alongside USD strength. Bitcoin’s 30-day correlation is also notably negative, but its much weaker 15-day reading points to a less stable and more erratic USD linkage than for equities, gold, or commodities.</w:t>
+        <w:t>USD correlations: Over the last 30 trading days, all tracked assets show a meaningful linkage to the dollar, with the influence concentrated in the S&amp;P 500 and gold, both moving inversely to DXY. Equities have been the single most USD‑sensitive asset, and gold’s negative correlation has stayed consistently strong across 15D, 30D, and 90D windows. Oil and broad commodities have moved with the dollar rather than against it, and Bitcoin’s relationship to the USD has been weaker and less stable over time.</w:t>
       </w:r>
     </w:p>
     <w:sectPr>
